--- a/ingegneria_software/v1.docx
+++ b/ingegneria_software/v1.docx
@@ -9849,10 +9849,10 @@
           <w:noProof/>
         </w:rPr>
         <w:drawing>
-          <wp:inline distT="0" distB="0" distL="0" distR="0" wp14:anchorId="4A72929C" wp14:editId="56EFEF8F">
-            <wp:extent cx="5731510" cy="6294755"/>
-            <wp:effectExtent l="0" t="0" r="2540" b="0"/>
-            <wp:docPr id="1111445692" name="Immagine 1"/>
+          <wp:inline distT="0" distB="0" distL="0" distR="0" wp14:anchorId="7CD88476" wp14:editId="03C3A18D">
+            <wp:extent cx="5730240" cy="6088380"/>
+            <wp:effectExtent l="0" t="0" r="3810" b="7620"/>
+            <wp:docPr id="787683899" name="Immagine 1"/>
             <wp:cNvGraphicFramePr>
               <a:graphicFrameLocks xmlns:a="http://schemas.openxmlformats.org/drawingml/2006/main" noChangeAspect="1"/>
             </wp:cNvGraphicFramePr>
@@ -9881,7 +9881,7 @@
                   <pic:spPr bwMode="auto">
                     <a:xfrm>
                       <a:off x="0" y="0"/>
-                      <a:ext cx="5731510" cy="6294755"/>
+                      <a:ext cx="5730240" cy="6088380"/>
                     </a:xfrm>
                     <a:prstGeom prst="rect">
                       <a:avLst/>
@@ -9954,10 +9954,10 @@
           <w:noProof/>
         </w:rPr>
         <w:drawing>
-          <wp:inline distT="0" distB="0" distL="0" distR="0" wp14:anchorId="5F482478" wp14:editId="23D05572">
-            <wp:extent cx="6171513" cy="3890513"/>
-            <wp:effectExtent l="0" t="0" r="1270" b="0"/>
-            <wp:docPr id="1881091026" name="Immagine 2"/>
+          <wp:inline distT="0" distB="0" distL="0" distR="0" wp14:anchorId="52A600CB" wp14:editId="691970AF">
+            <wp:extent cx="5722620" cy="4107180"/>
+            <wp:effectExtent l="0" t="0" r="0" b="7620"/>
+            <wp:docPr id="25742573" name="Immagine 2"/>
             <wp:cNvGraphicFramePr>
               <a:graphicFrameLocks xmlns:a="http://schemas.openxmlformats.org/drawingml/2006/main" noChangeAspect="1"/>
             </wp:cNvGraphicFramePr>
@@ -9986,7 +9986,7 @@
                   <pic:spPr bwMode="auto">
                     <a:xfrm>
                       <a:off x="0" y="0"/>
-                      <a:ext cx="6187757" cy="3900753"/>
+                      <a:ext cx="5722620" cy="4107180"/>
                     </a:xfrm>
                     <a:prstGeom prst="rect">
                       <a:avLst/>
@@ -10655,7 +10655,7 @@
                   </a:ln>
                   <a:extLst>
                     <a:ext uri="{FAA26D3D-D897-4be2-8F04-BA451C77F1D7}">
-                      <ma14:placeholderFlag xmlns:ma14="http://schemas.microsoft.com/office/mac/drawingml/2011/main" xmlns:w="http://schemas.openxmlformats.org/wordprocessingml/2006/main" xmlns:w10="urn:schemas-microsoft-com:office:word" xmlns:v="urn:schemas-microsoft-com:vml" xmlns:o="urn:schemas-microsoft-com:office:office" xmlns:mv="urn:schemas-microsoft-com:mac:vml" xmlns:mo="http://schemas.microsoft.com/office/mac/office/2008/main" xmlns=""/>
+                      <ma14:placeholderFlag xmlns="" xmlns:mo="http://schemas.microsoft.com/office/mac/office/2008/main" xmlns:mv="urn:schemas-microsoft-com:mac:vml" xmlns:o="urn:schemas-microsoft-com:office:office" xmlns:v="urn:schemas-microsoft-com:vml" xmlns:w10="urn:schemas-microsoft-com:office:word" xmlns:w="http://schemas.openxmlformats.org/wordprocessingml/2006/main" xmlns:ma14="http://schemas.microsoft.com/office/mac/drawingml/2011/main"/>
                     </a:ext>
                   </a:extLst>
                 </pic:spPr>
